--- a/Aristotelis_Metsinis_Resume.docx
+++ b/Aristotelis_Metsinis_Resume.docx
@@ -77,7 +77,7 @@
           <w:szCs w:val="40"/>
           <w:rtl w:val="0"/>
         </w:rPr>
-        <w:t xml:space="preserve">ARISTOTELIS METSINIS</w:t>
+        <w:t xml:space="preserve">ARISTOTELIS METSINIS </w:t>
       </w:r>
       <w:r>
         <w:rPr>
